--- a/MF0490_3 Gestión de servicios en el sistema informático/AMPLIACIONES/SEGURIDAD INFORMATICA/ejercicios unidad 1/Ejercicios prácticos de captura de información.docx
+++ b/MF0490_3 Gestión de servicios en el sistema informático/AMPLIACIONES/SEGURIDAD INFORMATICA/ejercicios unidad 1/Ejercicios prácticos de captura de información.docx
@@ -120,6 +120,48 @@
     <w:p>
       <w:r>
         <w:rPr>
+          <w:noProof/>
+        </w:rPr>
+        <w:drawing>
+          <wp:inline distT="0" distB="0" distL="0" distR="0" wp14:anchorId="09666489" wp14:editId="5AE887FF">
+            <wp:extent cx="5400040" cy="3607435"/>
+            <wp:effectExtent l="0" t="0" r="0" b="0"/>
+            <wp:docPr id="272628596" name="Imagen 1"/>
+            <wp:cNvGraphicFramePr>
+              <a:graphicFrameLocks xmlns:a="http://schemas.openxmlformats.org/drawingml/2006/main" noChangeAspect="1"/>
+            </wp:cNvGraphicFramePr>
+            <a:graphic xmlns:a="http://schemas.openxmlformats.org/drawingml/2006/main">
+              <a:graphicData uri="http://schemas.openxmlformats.org/drawingml/2006/picture">
+                <pic:pic xmlns:pic="http://schemas.openxmlformats.org/drawingml/2006/picture">
+                  <pic:nvPicPr>
+                    <pic:cNvPr id="272628596" name=""/>
+                    <pic:cNvPicPr/>
+                  </pic:nvPicPr>
+                  <pic:blipFill>
+                    <a:blip r:embed="rId5"/>
+                    <a:stretch>
+                      <a:fillRect/>
+                    </a:stretch>
+                  </pic:blipFill>
+                  <pic:spPr>
+                    <a:xfrm>
+                      <a:off x="0" y="0"/>
+                      <a:ext cx="5400040" cy="3607435"/>
+                    </a:xfrm>
+                    <a:prstGeom prst="rect">
+                      <a:avLst/>
+                    </a:prstGeom>
+                  </pic:spPr>
+                </pic:pic>
+              </a:graphicData>
+            </a:graphic>
+          </wp:inline>
+        </w:drawing>
+      </w:r>
+    </w:p>
+    <w:p>
+      <w:r>
+        <w:rPr>
           <w:b/>
           <w:bCs/>
         </w:rPr>
@@ -190,6 +232,7 @@
         </w:numPr>
       </w:pPr>
       <w:r>
+        <w:lastRenderedPageBreak/>
         <w:t>En la terminal, escribe:</w:t>
       </w:r>
     </w:p>
@@ -277,6 +320,48 @@
     <w:p>
       <w:r>
         <w:rPr>
+          <w:noProof/>
+        </w:rPr>
+        <w:drawing>
+          <wp:inline distT="0" distB="0" distL="0" distR="0" wp14:anchorId="0A883262" wp14:editId="505E7B1C">
+            <wp:extent cx="4914900" cy="3389686"/>
+            <wp:effectExtent l="0" t="0" r="0" b="1270"/>
+            <wp:docPr id="1172065805" name="Imagen 1"/>
+            <wp:cNvGraphicFramePr>
+              <a:graphicFrameLocks xmlns:a="http://schemas.openxmlformats.org/drawingml/2006/main" noChangeAspect="1"/>
+            </wp:cNvGraphicFramePr>
+            <a:graphic xmlns:a="http://schemas.openxmlformats.org/drawingml/2006/main">
+              <a:graphicData uri="http://schemas.openxmlformats.org/drawingml/2006/picture">
+                <pic:pic xmlns:pic="http://schemas.openxmlformats.org/drawingml/2006/picture">
+                  <pic:nvPicPr>
+                    <pic:cNvPr id="1172065805" name=""/>
+                    <pic:cNvPicPr/>
+                  </pic:nvPicPr>
+                  <pic:blipFill>
+                    <a:blip r:embed="rId6"/>
+                    <a:stretch>
+                      <a:fillRect/>
+                    </a:stretch>
+                  </pic:blipFill>
+                  <pic:spPr>
+                    <a:xfrm>
+                      <a:off x="0" y="0"/>
+                      <a:ext cx="4924756" cy="3396483"/>
+                    </a:xfrm>
+                    <a:prstGeom prst="rect">
+                      <a:avLst/>
+                    </a:prstGeom>
+                  </pic:spPr>
+                </pic:pic>
+              </a:graphicData>
+            </a:graphic>
+          </wp:inline>
+        </w:drawing>
+      </w:r>
+    </w:p>
+    <w:p>
+      <w:r>
+        <w:rPr>
           <w:b/>
           <w:bCs/>
         </w:rPr>
@@ -353,19 +438,21 @@
           <w:numId w:val="3"/>
         </w:numPr>
         <w:rPr>
+          <w:color w:val="EE0000"/>
           <w:lang w:val="en-GB"/>
         </w:rPr>
       </w:pPr>
       <w:r>
         <w:rPr>
+          <w:color w:val="EE0000"/>
           <w:lang w:val="en-GB"/>
         </w:rPr>
-        <w:lastRenderedPageBreak/>
         <w:t>fierce --</w:t>
       </w:r>
       <w:proofErr w:type="spellStart"/>
       <w:r>
         <w:rPr>
+          <w:color w:val="EE0000"/>
           <w:lang w:val="en-GB"/>
         </w:rPr>
         <w:t>dnsserver</w:t>
@@ -373,6 +460,7 @@
       <w:proofErr w:type="spellEnd"/>
       <w:r>
         <w:rPr>
+          <w:color w:val="EE0000"/>
           <w:lang w:val="en-GB"/>
         </w:rPr>
         <w:t xml:space="preserve"> dns.informatica-parainfo.es --</w:t>
@@ -380,6 +468,7 @@
       <w:proofErr w:type="spellStart"/>
       <w:r>
         <w:rPr>
+          <w:color w:val="EE0000"/>
           <w:lang w:val="en-GB"/>
         </w:rPr>
         <w:t>dns</w:t>
@@ -387,6 +476,7 @@
       <w:proofErr w:type="spellEnd"/>
       <w:r>
         <w:rPr>
+          <w:color w:val="EE0000"/>
           <w:lang w:val="en-GB"/>
         </w:rPr>
         <w:t xml:space="preserve"> parainfo.es --wordlist /</w:t>
@@ -394,6 +484,7 @@
       <w:proofErr w:type="spellStart"/>
       <w:r>
         <w:rPr>
+          <w:color w:val="EE0000"/>
           <w:lang w:val="en-GB"/>
         </w:rPr>
         <w:t>usr</w:t>
@@ -401,6 +492,7 @@
       <w:proofErr w:type="spellEnd"/>
       <w:r>
         <w:rPr>
+          <w:color w:val="EE0000"/>
           <w:lang w:val="en-GB"/>
         </w:rPr>
         <w:t>/share/wordlists/dnsmap.txt -file /home/</w:t>
@@ -408,6 +500,7 @@
       <w:proofErr w:type="spellStart"/>
       <w:r>
         <w:rPr>
+          <w:color w:val="EE0000"/>
           <w:lang w:val="en-GB"/>
         </w:rPr>
         <w:t>usuario</w:t>
@@ -415,6 +508,7 @@
       <w:proofErr w:type="spellEnd"/>
       <w:r>
         <w:rPr>
+          <w:color w:val="EE0000"/>
           <w:lang w:val="en-GB"/>
         </w:rPr>
         <w:t>/fierce_resultado.txt</w:t>
@@ -491,6 +585,174 @@
     <w:p>
       <w:r>
         <w:rPr>
+          <w:noProof/>
+        </w:rPr>
+        <w:lastRenderedPageBreak/>
+        <w:drawing>
+          <wp:inline distT="0" distB="0" distL="0" distR="0" wp14:anchorId="1674CDA2" wp14:editId="47646208">
+            <wp:extent cx="5400040" cy="906780"/>
+            <wp:effectExtent l="0" t="0" r="0" b="7620"/>
+            <wp:docPr id="1712043421" name="Imagen 1"/>
+            <wp:cNvGraphicFramePr>
+              <a:graphicFrameLocks xmlns:a="http://schemas.openxmlformats.org/drawingml/2006/main" noChangeAspect="1"/>
+            </wp:cNvGraphicFramePr>
+            <a:graphic xmlns:a="http://schemas.openxmlformats.org/drawingml/2006/main">
+              <a:graphicData uri="http://schemas.openxmlformats.org/drawingml/2006/picture">
+                <pic:pic xmlns:pic="http://schemas.openxmlformats.org/drawingml/2006/picture">
+                  <pic:nvPicPr>
+                    <pic:cNvPr id="1712043421" name=""/>
+                    <pic:cNvPicPr/>
+                  </pic:nvPicPr>
+                  <pic:blipFill>
+                    <a:blip r:embed="rId7"/>
+                    <a:stretch>
+                      <a:fillRect/>
+                    </a:stretch>
+                  </pic:blipFill>
+                  <pic:spPr>
+                    <a:xfrm>
+                      <a:off x="0" y="0"/>
+                      <a:ext cx="5400040" cy="906780"/>
+                    </a:xfrm>
+                    <a:prstGeom prst="rect">
+                      <a:avLst/>
+                    </a:prstGeom>
+                  </pic:spPr>
+                </pic:pic>
+              </a:graphicData>
+            </a:graphic>
+          </wp:inline>
+        </w:drawing>
+      </w:r>
+    </w:p>
+    <w:p>
+      <w:pPr>
+        <w:rPr>
+          <w:color w:val="4EA72E" w:themeColor="accent6"/>
+        </w:rPr>
+      </w:pPr>
+      <w:proofErr w:type="spellStart"/>
+      <w:r>
+        <w:rPr>
+          <w:color w:val="4EA72E" w:themeColor="accent6"/>
+        </w:rPr>
+        <w:t>fierce</w:t>
+      </w:r>
+      <w:proofErr w:type="spellEnd"/>
+      <w:r>
+        <w:rPr>
+          <w:color w:val="4EA72E" w:themeColor="accent6"/>
+        </w:rPr>
+        <w:t xml:space="preserve"> --</w:t>
+      </w:r>
+      <w:proofErr w:type="spellStart"/>
+      <w:r>
+        <w:rPr>
+          <w:color w:val="4EA72E" w:themeColor="accent6"/>
+        </w:rPr>
+        <w:t>domain</w:t>
+      </w:r>
+      <w:proofErr w:type="spellEnd"/>
+      <w:r>
+        <w:rPr>
+          <w:color w:val="4EA72E" w:themeColor="accent6"/>
+        </w:rPr>
+        <w:t xml:space="preserve"> parainfo.es --</w:t>
+      </w:r>
+      <w:proofErr w:type="spellStart"/>
+      <w:r>
+        <w:rPr>
+          <w:color w:val="4EA72E" w:themeColor="accent6"/>
+        </w:rPr>
+        <w:t>subdomain</w:t>
+      </w:r>
+      <w:proofErr w:type="spellEnd"/>
+      <w:r>
+        <w:rPr>
+          <w:color w:val="4EA72E" w:themeColor="accent6"/>
+        </w:rPr>
+        <w:t>-file /</w:t>
+      </w:r>
+      <w:proofErr w:type="spellStart"/>
+      <w:r>
+        <w:rPr>
+          <w:color w:val="4EA72E" w:themeColor="accent6"/>
+        </w:rPr>
+        <w:t>usr</w:t>
+      </w:r>
+      <w:proofErr w:type="spellEnd"/>
+      <w:r>
+        <w:rPr>
+          <w:color w:val="4EA72E" w:themeColor="accent6"/>
+        </w:rPr>
+        <w:t>/share/</w:t>
+      </w:r>
+      <w:proofErr w:type="spellStart"/>
+      <w:r>
+        <w:rPr>
+          <w:color w:val="4EA72E" w:themeColor="accent6"/>
+        </w:rPr>
+        <w:t>wordlists</w:t>
+      </w:r>
+      <w:proofErr w:type="spellEnd"/>
+      <w:r>
+        <w:rPr>
+          <w:color w:val="4EA72E" w:themeColor="accent6"/>
+        </w:rPr>
+        <w:t>/dnsmap.txt &gt; /home/usuario/fierce_resultado.txt</w:t>
+      </w:r>
+    </w:p>
+    <w:p>
+      <w:pPr>
+        <w:rPr>
+          <w:color w:val="4EA72E" w:themeColor="accent6"/>
+        </w:rPr>
+      </w:pPr>
+      <w:r>
+        <w:rPr>
+          <w:noProof/>
+        </w:rPr>
+        <w:drawing>
+          <wp:inline distT="0" distB="0" distL="0" distR="0" wp14:anchorId="330891E8" wp14:editId="7239F416">
+            <wp:extent cx="5400040" cy="2686050"/>
+            <wp:effectExtent l="0" t="0" r="0" b="0"/>
+            <wp:docPr id="119207426" name="Imagen 1"/>
+            <wp:cNvGraphicFramePr>
+              <a:graphicFrameLocks xmlns:a="http://schemas.openxmlformats.org/drawingml/2006/main" noChangeAspect="1"/>
+            </wp:cNvGraphicFramePr>
+            <a:graphic xmlns:a="http://schemas.openxmlformats.org/drawingml/2006/main">
+              <a:graphicData uri="http://schemas.openxmlformats.org/drawingml/2006/picture">
+                <pic:pic xmlns:pic="http://schemas.openxmlformats.org/drawingml/2006/picture">
+                  <pic:nvPicPr>
+                    <pic:cNvPr id="119207426" name=""/>
+                    <pic:cNvPicPr/>
+                  </pic:nvPicPr>
+                  <pic:blipFill>
+                    <a:blip r:embed="rId8"/>
+                    <a:stretch>
+                      <a:fillRect/>
+                    </a:stretch>
+                  </pic:blipFill>
+                  <pic:spPr>
+                    <a:xfrm>
+                      <a:off x="0" y="0"/>
+                      <a:ext cx="5400040" cy="2686050"/>
+                    </a:xfrm>
+                    <a:prstGeom prst="rect">
+                      <a:avLst/>
+                    </a:prstGeom>
+                  </pic:spPr>
+                </pic:pic>
+              </a:graphicData>
+            </a:graphic>
+          </wp:inline>
+        </w:drawing>
+      </w:r>
+    </w:p>
+    <w:p/>
+    <w:p>
+      <w:r>
+        <w:rPr>
           <w:b/>
           <w:bCs/>
         </w:rPr>
@@ -696,7 +958,49 @@
         <w:t>-f: informe en HTML.</w:t>
       </w:r>
     </w:p>
-    <w:p/>
+    <w:p>
+      <w:r>
+        <w:rPr>
+          <w:noProof/>
+        </w:rPr>
+        <w:lastRenderedPageBreak/>
+        <w:drawing>
+          <wp:inline distT="0" distB="0" distL="0" distR="0" wp14:anchorId="41133DDC" wp14:editId="59A9AB8A">
+            <wp:extent cx="5400040" cy="1264920"/>
+            <wp:effectExtent l="0" t="0" r="0" b="0"/>
+            <wp:docPr id="2044325585" name="Imagen 1"/>
+            <wp:cNvGraphicFramePr>
+              <a:graphicFrameLocks xmlns:a="http://schemas.openxmlformats.org/drawingml/2006/main" noChangeAspect="1"/>
+            </wp:cNvGraphicFramePr>
+            <a:graphic xmlns:a="http://schemas.openxmlformats.org/drawingml/2006/main">
+              <a:graphicData uri="http://schemas.openxmlformats.org/drawingml/2006/picture">
+                <pic:pic xmlns:pic="http://schemas.openxmlformats.org/drawingml/2006/picture">
+                  <pic:nvPicPr>
+                    <pic:cNvPr id="2044325585" name=""/>
+                    <pic:cNvPicPr/>
+                  </pic:nvPicPr>
+                  <pic:blipFill>
+                    <a:blip r:embed="rId9"/>
+                    <a:stretch>
+                      <a:fillRect/>
+                    </a:stretch>
+                  </pic:blipFill>
+                  <pic:spPr>
+                    <a:xfrm>
+                      <a:off x="0" y="0"/>
+                      <a:ext cx="5400040" cy="1264920"/>
+                    </a:xfrm>
+                    <a:prstGeom prst="rect">
+                      <a:avLst/>
+                    </a:prstGeom>
+                  </pic:spPr>
+                </pic:pic>
+              </a:graphicData>
+            </a:graphic>
+          </wp:inline>
+        </w:drawing>
+      </w:r>
+    </w:p>
     <w:sectPr>
       <w:pgSz w:w="11906" w:h="16838"/>
       <w:pgMar w:top="1417" w:right="1701" w:bottom="1417" w:left="1701" w:header="708" w:footer="708" w:gutter="0"/>

--- a/MF0490_3 Gestión de servicios en el sistema informático/AMPLIACIONES/SEGURIDAD INFORMATICA/ejercicios unidad 1/Ejercicios prácticos de captura de información.docx
+++ b/MF0490_3 Gestión de servicios en el sistema informático/AMPLIACIONES/SEGURIDAD INFORMATICA/ejercicios unidad 1/Ejercicios prácticos de captura de información.docx
@@ -117,48 +117,7 @@
         <w:t>-o: guarda los resultados en un archivo.</w:t>
       </w:r>
     </w:p>
-    <w:p>
-      <w:r>
-        <w:rPr>
-          <w:noProof/>
-        </w:rPr>
-        <w:drawing>
-          <wp:inline distT="0" distB="0" distL="0" distR="0" wp14:anchorId="09666489" wp14:editId="5AE887FF">
-            <wp:extent cx="5400040" cy="3607435"/>
-            <wp:effectExtent l="0" t="0" r="0" b="0"/>
-            <wp:docPr id="272628596" name="Imagen 1"/>
-            <wp:cNvGraphicFramePr>
-              <a:graphicFrameLocks xmlns:a="http://schemas.openxmlformats.org/drawingml/2006/main" noChangeAspect="1"/>
-            </wp:cNvGraphicFramePr>
-            <a:graphic xmlns:a="http://schemas.openxmlformats.org/drawingml/2006/main">
-              <a:graphicData uri="http://schemas.openxmlformats.org/drawingml/2006/picture">
-                <pic:pic xmlns:pic="http://schemas.openxmlformats.org/drawingml/2006/picture">
-                  <pic:nvPicPr>
-                    <pic:cNvPr id="272628596" name=""/>
-                    <pic:cNvPicPr/>
-                  </pic:nvPicPr>
-                  <pic:blipFill>
-                    <a:blip r:embed="rId5"/>
-                    <a:stretch>
-                      <a:fillRect/>
-                    </a:stretch>
-                  </pic:blipFill>
-                  <pic:spPr>
-                    <a:xfrm>
-                      <a:off x="0" y="0"/>
-                      <a:ext cx="5400040" cy="3607435"/>
-                    </a:xfrm>
-                    <a:prstGeom prst="rect">
-                      <a:avLst/>
-                    </a:prstGeom>
-                  </pic:spPr>
-                </pic:pic>
-              </a:graphicData>
-            </a:graphic>
-          </wp:inline>
-        </w:drawing>
-      </w:r>
-    </w:p>
+    <w:p/>
     <w:p>
       <w:r>
         <w:rPr>
@@ -232,7 +191,6 @@
         </w:numPr>
       </w:pPr>
       <w:r>
-        <w:lastRenderedPageBreak/>
         <w:t>En la terminal, escribe:</w:t>
       </w:r>
     </w:p>
@@ -317,48 +275,7 @@
         <w:t>-o: salida en XML.</w:t>
       </w:r>
     </w:p>
-    <w:p>
-      <w:r>
-        <w:rPr>
-          <w:noProof/>
-        </w:rPr>
-        <w:drawing>
-          <wp:inline distT="0" distB="0" distL="0" distR="0" wp14:anchorId="0A883262" wp14:editId="505E7B1C">
-            <wp:extent cx="4914900" cy="3389686"/>
-            <wp:effectExtent l="0" t="0" r="0" b="1270"/>
-            <wp:docPr id="1172065805" name="Imagen 1"/>
-            <wp:cNvGraphicFramePr>
-              <a:graphicFrameLocks xmlns:a="http://schemas.openxmlformats.org/drawingml/2006/main" noChangeAspect="1"/>
-            </wp:cNvGraphicFramePr>
-            <a:graphic xmlns:a="http://schemas.openxmlformats.org/drawingml/2006/main">
-              <a:graphicData uri="http://schemas.openxmlformats.org/drawingml/2006/picture">
-                <pic:pic xmlns:pic="http://schemas.openxmlformats.org/drawingml/2006/picture">
-                  <pic:nvPicPr>
-                    <pic:cNvPr id="1172065805" name=""/>
-                    <pic:cNvPicPr/>
-                  </pic:nvPicPr>
-                  <pic:blipFill>
-                    <a:blip r:embed="rId6"/>
-                    <a:stretch>
-                      <a:fillRect/>
-                    </a:stretch>
-                  </pic:blipFill>
-                  <pic:spPr>
-                    <a:xfrm>
-                      <a:off x="0" y="0"/>
-                      <a:ext cx="4924756" cy="3396483"/>
-                    </a:xfrm>
-                    <a:prstGeom prst="rect">
-                      <a:avLst/>
-                    </a:prstGeom>
-                  </pic:spPr>
-                </pic:pic>
-              </a:graphicData>
-            </a:graphic>
-          </wp:inline>
-        </w:drawing>
-      </w:r>
-    </w:p>
+    <w:p/>
     <w:p>
       <w:r>
         <w:rPr>
@@ -369,13 +286,8 @@
       </w:r>
       <w:r>
         <w:br/>
-        <w:t xml:space="preserve">¿Qué registros DNS (A, </w:t>
-      </w:r>
-      <w:proofErr w:type="gramStart"/>
-      <w:r>
-        <w:t>MX, NS…) aparecen en el informe?</w:t>
-      </w:r>
-      <w:proofErr w:type="gramEnd"/>
+        <w:t>¿Qué registros DNS (A, MX, NS…) aparecen en el informe?</w:t>
+      </w:r>
     </w:p>
     <w:p>
       <w:r>
@@ -428,6 +340,7 @@
         </w:numPr>
       </w:pPr>
       <w:r>
+        <w:lastRenderedPageBreak/>
         <w:t>Ejecuta el comando:</w:t>
       </w:r>
     </w:p>
@@ -582,49 +495,7 @@
         <w:t>-file: guarda resultados.</w:t>
       </w:r>
     </w:p>
-    <w:p>
-      <w:r>
-        <w:rPr>
-          <w:noProof/>
-        </w:rPr>
-        <w:lastRenderedPageBreak/>
-        <w:drawing>
-          <wp:inline distT="0" distB="0" distL="0" distR="0" wp14:anchorId="1674CDA2" wp14:editId="47646208">
-            <wp:extent cx="5400040" cy="906780"/>
-            <wp:effectExtent l="0" t="0" r="0" b="7620"/>
-            <wp:docPr id="1712043421" name="Imagen 1"/>
-            <wp:cNvGraphicFramePr>
-              <a:graphicFrameLocks xmlns:a="http://schemas.openxmlformats.org/drawingml/2006/main" noChangeAspect="1"/>
-            </wp:cNvGraphicFramePr>
-            <a:graphic xmlns:a="http://schemas.openxmlformats.org/drawingml/2006/main">
-              <a:graphicData uri="http://schemas.openxmlformats.org/drawingml/2006/picture">
-                <pic:pic xmlns:pic="http://schemas.openxmlformats.org/drawingml/2006/picture">
-                  <pic:nvPicPr>
-                    <pic:cNvPr id="1712043421" name=""/>
-                    <pic:cNvPicPr/>
-                  </pic:nvPicPr>
-                  <pic:blipFill>
-                    <a:blip r:embed="rId7"/>
-                    <a:stretch>
-                      <a:fillRect/>
-                    </a:stretch>
-                  </pic:blipFill>
-                  <pic:spPr>
-                    <a:xfrm>
-                      <a:off x="0" y="0"/>
-                      <a:ext cx="5400040" cy="906780"/>
-                    </a:xfrm>
-                    <a:prstGeom prst="rect">
-                      <a:avLst/>
-                    </a:prstGeom>
-                  </pic:spPr>
-                </pic:pic>
-              </a:graphicData>
-            </a:graphic>
-          </wp:inline>
-        </w:drawing>
-      </w:r>
-    </w:p>
+    <w:p/>
     <w:p>
       <w:pPr>
         <w:rPr>
@@ -708,46 +579,6 @@
           <w:color w:val="4EA72E" w:themeColor="accent6"/>
         </w:rPr>
       </w:pPr>
-      <w:r>
-        <w:rPr>
-          <w:noProof/>
-        </w:rPr>
-        <w:drawing>
-          <wp:inline distT="0" distB="0" distL="0" distR="0" wp14:anchorId="330891E8" wp14:editId="7239F416">
-            <wp:extent cx="5400040" cy="2686050"/>
-            <wp:effectExtent l="0" t="0" r="0" b="0"/>
-            <wp:docPr id="119207426" name="Imagen 1"/>
-            <wp:cNvGraphicFramePr>
-              <a:graphicFrameLocks xmlns:a="http://schemas.openxmlformats.org/drawingml/2006/main" noChangeAspect="1"/>
-            </wp:cNvGraphicFramePr>
-            <a:graphic xmlns:a="http://schemas.openxmlformats.org/drawingml/2006/main">
-              <a:graphicData uri="http://schemas.openxmlformats.org/drawingml/2006/picture">
-                <pic:pic xmlns:pic="http://schemas.openxmlformats.org/drawingml/2006/picture">
-                  <pic:nvPicPr>
-                    <pic:cNvPr id="119207426" name=""/>
-                    <pic:cNvPicPr/>
-                  </pic:nvPicPr>
-                  <pic:blipFill>
-                    <a:blip r:embed="rId8"/>
-                    <a:stretch>
-                      <a:fillRect/>
-                    </a:stretch>
-                  </pic:blipFill>
-                  <pic:spPr>
-                    <a:xfrm>
-                      <a:off x="0" y="0"/>
-                      <a:ext cx="5400040" cy="2686050"/>
-                    </a:xfrm>
-                    <a:prstGeom prst="rect">
-                      <a:avLst/>
-                    </a:prstGeom>
-                  </pic:spPr>
-                </pic:pic>
-              </a:graphicData>
-            </a:graphic>
-          </wp:inline>
-        </w:drawing>
-      </w:r>
     </w:p>
     <w:p/>
     <w:p>
@@ -842,12 +673,10 @@
         <w:t xml:space="preserve"> -d parainfo.es -t </w:t>
       </w:r>
       <w:proofErr w:type="spellStart"/>
-      <w:proofErr w:type="gramStart"/>
       <w:r>
         <w:t>pdf,doc</w:t>
       </w:r>
       <w:proofErr w:type="spellEnd"/>
-      <w:proofErr w:type="gramEnd"/>
       <w:r>
         <w:t xml:space="preserve"> -l 30 -n 10 -o /home/usuario/</w:t>
       </w:r>
@@ -958,49 +787,7 @@
         <w:t>-f: informe en HTML.</w:t>
       </w:r>
     </w:p>
-    <w:p>
-      <w:r>
-        <w:rPr>
-          <w:noProof/>
-        </w:rPr>
-        <w:lastRenderedPageBreak/>
-        <w:drawing>
-          <wp:inline distT="0" distB="0" distL="0" distR="0" wp14:anchorId="41133DDC" wp14:editId="59A9AB8A">
-            <wp:extent cx="5400040" cy="1264920"/>
-            <wp:effectExtent l="0" t="0" r="0" b="0"/>
-            <wp:docPr id="2044325585" name="Imagen 1"/>
-            <wp:cNvGraphicFramePr>
-              <a:graphicFrameLocks xmlns:a="http://schemas.openxmlformats.org/drawingml/2006/main" noChangeAspect="1"/>
-            </wp:cNvGraphicFramePr>
-            <a:graphic xmlns:a="http://schemas.openxmlformats.org/drawingml/2006/main">
-              <a:graphicData uri="http://schemas.openxmlformats.org/drawingml/2006/picture">
-                <pic:pic xmlns:pic="http://schemas.openxmlformats.org/drawingml/2006/picture">
-                  <pic:nvPicPr>
-                    <pic:cNvPr id="2044325585" name=""/>
-                    <pic:cNvPicPr/>
-                  </pic:nvPicPr>
-                  <pic:blipFill>
-                    <a:blip r:embed="rId9"/>
-                    <a:stretch>
-                      <a:fillRect/>
-                    </a:stretch>
-                  </pic:blipFill>
-                  <pic:spPr>
-                    <a:xfrm>
-                      <a:off x="0" y="0"/>
-                      <a:ext cx="5400040" cy="1264920"/>
-                    </a:xfrm>
-                    <a:prstGeom prst="rect">
-                      <a:avLst/>
-                    </a:prstGeom>
-                  </pic:spPr>
-                </pic:pic>
-              </a:graphicData>
-            </a:graphic>
-          </wp:inline>
-        </w:drawing>
-      </w:r>
-    </w:p>
+    <w:p/>
     <w:sectPr>
       <w:pgSz w:w="11906" w:h="16838"/>
       <w:pgMar w:top="1417" w:right="1701" w:bottom="1417" w:left="1701" w:header="708" w:footer="708" w:gutter="0"/>
